--- a/02.FINAL_SPACE/FINAL_PROCESS/Quy trình tuyển dụng và đào tạo nhân sự/doc.docx
+++ b/02.FINAL_SPACE/FINAL_PROCESS/Quy trình tuyển dụng và đào tạo nhân sự/doc.docx
@@ -9167,7 +9167,7 @@
         </w:trPr>
         <w:tc>
           <w:tcPr>
-            <w:tcW w:w="500" w:type="dxa"/>
+            <w:tcW w:w="520" w:type="dxa"/>
             <w:shd w:val="clear" w:color="auto" w:fill="2E6DA4"/>
             <w:tcMar>
               <w:top w:w="60" w:type="dxa"/>
@@ -9196,7 +9196,7 @@
         </w:tc>
         <w:tc>
           <w:tcPr>
-            <w:tcW w:w="1000" w:type="dxa"/>
+            <w:tcW w:w="998" w:type="dxa"/>
             <w:shd w:val="clear" w:color="auto" w:fill="2E6DA4"/>
             <w:tcMar>
               <w:top w:w="60" w:type="dxa"/>
@@ -9224,7 +9224,7 @@
         </w:tc>
         <w:tc>
           <w:tcPr>
-            <w:tcW w:w="2900" w:type="dxa"/>
+            <w:tcW w:w="2892" w:type="dxa"/>
             <w:shd w:val="clear" w:color="auto" w:fill="2E6DA4"/>
             <w:tcMar>
               <w:top w:w="60" w:type="dxa"/>
@@ -9252,7 +9252,7 @@
         </w:tc>
         <w:tc>
           <w:tcPr>
-            <w:tcW w:w="1900" w:type="dxa"/>
+            <w:tcW w:w="1895" w:type="dxa"/>
             <w:shd w:val="clear" w:color="auto" w:fill="2E6DA4"/>
             <w:tcMar>
               <w:top w:w="60" w:type="dxa"/>
@@ -9280,7 +9280,7 @@
         </w:tc>
         <w:tc>
           <w:tcPr>
-            <w:tcW w:w="3050" w:type="dxa"/>
+            <w:tcW w:w="3045" w:type="dxa"/>
             <w:shd w:val="clear" w:color="auto" w:fill="2E6DA4"/>
             <w:tcMar>
               <w:top w:w="60" w:type="dxa"/>
@@ -9310,7 +9310,7 @@
       <w:tr>
         <w:tc>
           <w:tcPr>
-            <w:tcW w:w="500" w:type="dxa"/>
+            <w:tcW w:w="520" w:type="dxa"/>
             <w:tcMar>
               <w:top w:w="60" w:type="dxa"/>
               <w:left w:w="80" w:type="dxa"/>
@@ -9331,7 +9331,7 @@
         </w:tc>
         <w:tc>
           <w:tcPr>
-            <w:tcW w:w="1000" w:type="dxa"/>
+            <w:tcW w:w="998" w:type="dxa"/>
             <w:tcMar>
               <w:top w:w="60" w:type="dxa"/>
               <w:left w:w="80" w:type="dxa"/>
@@ -9352,7 +9352,7 @@
         </w:tc>
         <w:tc>
           <w:tcPr>
-            <w:tcW w:w="2900" w:type="dxa"/>
+            <w:tcW w:w="2892" w:type="dxa"/>
             <w:tcMar>
               <w:top w:w="60" w:type="dxa"/>
               <w:left w:w="80" w:type="dxa"/>
@@ -9373,7 +9373,7 @@
         </w:tc>
         <w:tc>
           <w:tcPr>
-            <w:tcW w:w="1900" w:type="dxa"/>
+            <w:tcW w:w="1895" w:type="dxa"/>
             <w:tcMar>
               <w:top w:w="60" w:type="dxa"/>
               <w:left w:w="80" w:type="dxa"/>
@@ -9394,7 +9394,7 @@
         </w:tc>
         <w:tc>
           <w:tcPr>
-            <w:tcW w:w="3050" w:type="dxa"/>
+            <w:tcW w:w="3045" w:type="dxa"/>
             <w:tcMar>
               <w:top w:w="60" w:type="dxa"/>
               <w:left w:w="80" w:type="dxa"/>
@@ -9417,7 +9417,7 @@
       <w:tr>
         <w:tc>
           <w:tcPr>
-            <w:tcW w:w="500" w:type="dxa"/>
+            <w:tcW w:w="520" w:type="dxa"/>
             <w:shd w:val="clear" w:color="auto" w:fill="EAF1F8"/>
             <w:tcMar>
               <w:top w:w="60" w:type="dxa"/>
@@ -9439,7 +9439,7 @@
         </w:tc>
         <w:tc>
           <w:tcPr>
-            <w:tcW w:w="1000" w:type="dxa"/>
+            <w:tcW w:w="998" w:type="dxa"/>
             <w:shd w:val="clear" w:color="auto" w:fill="EAF1F8"/>
             <w:tcMar>
               <w:top w:w="60" w:type="dxa"/>
@@ -9461,7 +9461,7 @@
         </w:tc>
         <w:tc>
           <w:tcPr>
-            <w:tcW w:w="2900" w:type="dxa"/>
+            <w:tcW w:w="2892" w:type="dxa"/>
             <w:shd w:val="clear" w:color="auto" w:fill="EAF1F8"/>
             <w:tcMar>
               <w:top w:w="60" w:type="dxa"/>
@@ -9483,7 +9483,7 @@
         </w:tc>
         <w:tc>
           <w:tcPr>
-            <w:tcW w:w="1900" w:type="dxa"/>
+            <w:tcW w:w="1895" w:type="dxa"/>
             <w:shd w:val="clear" w:color="auto" w:fill="EAF1F8"/>
             <w:tcMar>
               <w:top w:w="60" w:type="dxa"/>
@@ -9505,7 +9505,7 @@
         </w:tc>
         <w:tc>
           <w:tcPr>
-            <w:tcW w:w="3050" w:type="dxa"/>
+            <w:tcW w:w="3045" w:type="dxa"/>
             <w:shd w:val="clear" w:color="auto" w:fill="EAF1F8"/>
             <w:tcMar>
               <w:top w:w="60" w:type="dxa"/>
@@ -9529,7 +9529,7 @@
       <w:tr>
         <w:tc>
           <w:tcPr>
-            <w:tcW w:w="500" w:type="dxa"/>
+            <w:tcW w:w="520" w:type="dxa"/>
             <w:tcMar>
               <w:top w:w="60" w:type="dxa"/>
               <w:left w:w="80" w:type="dxa"/>
@@ -9550,7 +9550,7 @@
         </w:tc>
         <w:tc>
           <w:tcPr>
-            <w:tcW w:w="1000" w:type="dxa"/>
+            <w:tcW w:w="998" w:type="dxa"/>
             <w:tcMar>
               <w:top w:w="60" w:type="dxa"/>
               <w:left w:w="80" w:type="dxa"/>
@@ -9571,7 +9571,7 @@
         </w:tc>
         <w:tc>
           <w:tcPr>
-            <w:tcW w:w="2900" w:type="dxa"/>
+            <w:tcW w:w="2892" w:type="dxa"/>
             <w:tcMar>
               <w:top w:w="60" w:type="dxa"/>
               <w:left w:w="80" w:type="dxa"/>
@@ -9592,7 +9592,7 @@
         </w:tc>
         <w:tc>
           <w:tcPr>
-            <w:tcW w:w="1900" w:type="dxa"/>
+            <w:tcW w:w="1895" w:type="dxa"/>
             <w:tcMar>
               <w:top w:w="60" w:type="dxa"/>
               <w:left w:w="80" w:type="dxa"/>
@@ -9613,7 +9613,7 @@
         </w:tc>
         <w:tc>
           <w:tcPr>
-            <w:tcW w:w="3050" w:type="dxa"/>
+            <w:tcW w:w="3045" w:type="dxa"/>
             <w:tcMar>
               <w:top w:w="60" w:type="dxa"/>
               <w:left w:w="80" w:type="dxa"/>
@@ -9636,7 +9636,7 @@
       <w:tr>
         <w:tc>
           <w:tcPr>
-            <w:tcW w:w="500" w:type="dxa"/>
+            <w:tcW w:w="520" w:type="dxa"/>
             <w:shd w:val="clear" w:color="auto" w:fill="EAF1F8"/>
             <w:tcMar>
               <w:top w:w="60" w:type="dxa"/>
@@ -9658,7 +9658,7 @@
         </w:tc>
         <w:tc>
           <w:tcPr>
-            <w:tcW w:w="1000" w:type="dxa"/>
+            <w:tcW w:w="998" w:type="dxa"/>
             <w:shd w:val="clear" w:color="auto" w:fill="EAF1F8"/>
             <w:tcMar>
               <w:top w:w="60" w:type="dxa"/>
@@ -9680,7 +9680,7 @@
         </w:tc>
         <w:tc>
           <w:tcPr>
-            <w:tcW w:w="2900" w:type="dxa"/>
+            <w:tcW w:w="2892" w:type="dxa"/>
             <w:shd w:val="clear" w:color="auto" w:fill="EAF1F8"/>
             <w:tcMar>
               <w:top w:w="60" w:type="dxa"/>
@@ -9702,7 +9702,7 @@
         </w:tc>
         <w:tc>
           <w:tcPr>
-            <w:tcW w:w="1900" w:type="dxa"/>
+            <w:tcW w:w="1895" w:type="dxa"/>
             <w:shd w:val="clear" w:color="auto" w:fill="EAF1F8"/>
             <w:tcMar>
               <w:top w:w="60" w:type="dxa"/>
@@ -9724,7 +9724,7 @@
         </w:tc>
         <w:tc>
           <w:tcPr>
-            <w:tcW w:w="3050" w:type="dxa"/>
+            <w:tcW w:w="3045" w:type="dxa"/>
             <w:shd w:val="clear" w:color="auto" w:fill="EAF1F8"/>
             <w:tcMar>
               <w:top w:w="60" w:type="dxa"/>
@@ -9741,6 +9741,148 @@
                 <w:szCs w:val="19"/>
               </w:rPr>
               <w:t>Đo lường tỷ lệ rơi rụng phễu tại Gateway G4 (ước tính 10%).</w:t>
+            </w:r>
+          </w:p>
+        </w:tc>
+      </w:tr>
+      <w:tr>
+        <w:tc>
+          <w:tcPr>
+            <w:tcW w:w="520" w:type="dxa"/>
+            <w:shd w:val="clear" w:color="auto" w:fill="EAF1F8"/>
+            <w:tcMar>
+              <w:top w:w="60" w:type="dxa"/>
+              <w:left w:w="80" w:type="dxa"/>
+              <w:bottom w:w="60" w:type="dxa"/>
+              <w:right w:w="80" w:type="dxa"/>
+            </w:tcMar>
+            <w:vAlign w:val="center"/>
+          </w:tcPr>
+          <w:p>
+            <w:pPr>
+              <w:rPr>
+                <w:sz w:val="19"/>
+                <w:szCs w:val="19"/>
+              </w:rPr>
+            </w:pPr>
+            <w:r>
+              <w:rPr>
+                <w:sz w:val="19"/>
+                <w:szCs w:val="19"/>
+              </w:rPr>
+              <w:t>5</w:t>
+            </w:r>
+          </w:p>
+        </w:tc>
+        <w:tc>
+          <w:tcPr>
+            <w:tcW w:w="998" w:type="dxa"/>
+            <w:shd w:val="clear" w:color="auto" w:fill="EAF1F8"/>
+            <w:tcMar>
+              <w:top w:w="60" w:type="dxa"/>
+              <w:left w:w="80" w:type="dxa"/>
+              <w:bottom w:w="60" w:type="dxa"/>
+              <w:right w:w="80" w:type="dxa"/>
+            </w:tcMar>
+            <w:vAlign w:val="center"/>
+          </w:tcPr>
+          <w:p>
+            <w:pPr>
+              <w:rPr>
+                <w:sz w:val="19"/>
+                <w:szCs w:val="19"/>
+              </w:rPr>
+            </w:pPr>
+            <w:r>
+              <w:rPr>
+                <w:sz w:val="19"/>
+                <w:szCs w:val="19"/>
+              </w:rPr>
+              <w:t>QT-TD-20</w:t>
+            </w:r>
+          </w:p>
+        </w:tc>
+        <w:tc>
+          <w:tcPr>
+            <w:tcW w:w="2892" w:type="dxa"/>
+            <w:shd w:val="clear" w:color="auto" w:fill="EAF1F8"/>
+            <w:tcMar>
+              <w:top w:w="60" w:type="dxa"/>
+              <w:left w:w="80" w:type="dxa"/>
+              <w:bottom w:w="60" w:type="dxa"/>
+              <w:right w:w="80" w:type="dxa"/>
+            </w:tcMar>
+            <w:vAlign w:val="center"/>
+          </w:tcPr>
+          <w:p>
+            <w:pPr>
+              <w:rPr>
+                <w:sz w:val="19"/>
+                <w:szCs w:val="19"/>
+              </w:rPr>
+            </w:pPr>
+            <w:r>
+              <w:rPr>
+                <w:sz w:val="19"/>
+                <w:szCs w:val="19"/>
+              </w:rPr>
+              <w:t>Tỷ lệ nhân viên mới đạt yêu cầu thử việc và tỷ lệ ký hợp đồng dài hạn sau đào tạo là bao nhiêu?</w:t>
+            </w:r>
+          </w:p>
+        </w:tc>
+        <w:tc>
+          <w:tcPr>
+            <w:tcW w:w="1895" w:type="dxa"/>
+            <w:shd w:val="clear" w:color="auto" w:fill="EAF1F8"/>
+            <w:tcMar>
+              <w:top w:w="60" w:type="dxa"/>
+              <w:left w:w="80" w:type="dxa"/>
+              <w:bottom w:w="60" w:type="dxa"/>
+              <w:right w:w="80" w:type="dxa"/>
+            </w:tcMar>
+            <w:vAlign w:val="center"/>
+          </w:tcPr>
+          <w:p>
+            <w:pPr>
+              <w:rPr>
+                <w:sz w:val="19"/>
+                <w:szCs w:val="19"/>
+              </w:rPr>
+            </w:pPr>
+            <w:r>
+              <w:rPr>
+                <w:sz w:val="19"/>
+                <w:szCs w:val="19"/>
+              </w:rPr>
+              <w:t>Phòng Nhân sự / Ban Giám đốc</w:t>
+            </w:r>
+          </w:p>
+        </w:tc>
+        <w:tc>
+          <w:tcPr>
+            <w:tcW w:w="3045" w:type="dxa"/>
+            <w:shd w:val="clear" w:color="auto" w:fill="EAF1F8"/>
+            <w:tcMar>
+              <w:top w:w="60" w:type="dxa"/>
+              <w:left w:w="80" w:type="dxa"/>
+              <w:bottom w:w="60" w:type="dxa"/>
+              <w:right w:w="80" w:type="dxa"/>
+            </w:tcMar>
+            <w:vAlign w:val="center"/>
+          </w:tcPr>
+          <w:p>
+            <w:pPr>
+              <w:rPr>
+                <w:sz w:val="19"/>
+                <w:szCs w:val="19"/>
+              </w:rPr>
+            </w:pPr>
+            <w:r>
+              <w:rPr>
+                <w:sz w:val="19"/>
+                <w:szCs w:val="19"/>
+              </w:rPr>
+              <w:t>Xác định tỷ lệ chuyển đổi tại Gateway G6 và G7 (80%/70%).</w:t>
             </w:r>
           </w:p>
         </w:tc>
@@ -9794,7 +9936,7 @@
         </w:trPr>
         <w:tc>
           <w:tcPr>
-            <w:tcW w:w="750" w:type="dxa"/>
+            <w:tcW w:w="749" w:type="dxa"/>
             <w:shd w:val="clear" w:color="auto" w:fill="2E6DA4"/>
             <w:tcMar>
               <w:top w:w="60" w:type="dxa"/>
@@ -9822,7 +9964,7 @@
         </w:tc>
         <w:tc>
           <w:tcPr>
-            <w:tcW w:w="1500" w:type="dxa"/>
+            <w:tcW w:w="1496" w:type="dxa"/>
             <w:shd w:val="clear" w:color="auto" w:fill="2E6DA4"/>
             <w:tcMar>
               <w:top w:w="60" w:type="dxa"/>
@@ -9850,7 +9992,7 @@
         </w:tc>
         <w:tc>
           <w:tcPr>
-            <w:tcW w:w="1500" w:type="dxa"/>
+            <w:tcW w:w="1496" w:type="dxa"/>
             <w:shd w:val="clear" w:color="auto" w:fill="2E6DA4"/>
             <w:tcMar>
               <w:top w:w="60" w:type="dxa"/>
@@ -9878,7 +10020,7 @@
         </w:tc>
         <w:tc>
           <w:tcPr>
-            <w:tcW w:w="1500" w:type="dxa"/>
+            <w:tcW w:w="1496" w:type="dxa"/>
             <w:shd w:val="clear" w:color="auto" w:fill="2E6DA4"/>
             <w:tcMar>
               <w:top w:w="60" w:type="dxa"/>
@@ -9906,7 +10048,7 @@
         </w:tc>
         <w:tc>
           <w:tcPr>
-            <w:tcW w:w="1600" w:type="dxa"/>
+            <w:tcW w:w="1596" w:type="dxa"/>
             <w:shd w:val="clear" w:color="auto" w:fill="2E6DA4"/>
             <w:tcMar>
               <w:top w:w="60" w:type="dxa"/>
@@ -9934,7 +10076,7 @@
         </w:tc>
         <w:tc>
           <w:tcPr>
-            <w:tcW w:w="900" w:type="dxa"/>
+            <w:tcW w:w="899" w:type="dxa"/>
             <w:shd w:val="clear" w:color="auto" w:fill="2E6DA4"/>
             <w:tcMar>
               <w:top w:w="60" w:type="dxa"/>
@@ -9962,7 +10104,7 @@
         </w:tc>
         <w:tc>
           <w:tcPr>
-            <w:tcW w:w="900" w:type="dxa"/>
+            <w:tcW w:w="920" w:type="dxa"/>
             <w:shd w:val="clear" w:color="auto" w:fill="2E6DA4"/>
             <w:tcMar>
               <w:top w:w="60" w:type="dxa"/>
@@ -9990,7 +10132,7 @@
         </w:tc>
         <w:tc>
           <w:tcPr>
-            <w:tcW w:w="1000" w:type="dxa"/>
+            <w:tcW w:w="998" w:type="dxa"/>
             <w:shd w:val="clear" w:color="auto" w:fill="2E6DA4"/>
             <w:tcMar>
               <w:top w:w="60" w:type="dxa"/>
@@ -10020,7 +10162,7 @@
       <w:tr>
         <w:tc>
           <w:tcPr>
-            <w:tcW w:w="750" w:type="dxa"/>
+            <w:tcW w:w="749" w:type="dxa"/>
             <w:tcMar>
               <w:top w:w="60" w:type="dxa"/>
               <w:left w:w="80" w:type="dxa"/>
@@ -10041,7 +10183,7 @@
         </w:tc>
         <w:tc>
           <w:tcPr>
-            <w:tcW w:w="1500" w:type="dxa"/>
+            <w:tcW w:w="1496" w:type="dxa"/>
             <w:tcMar>
               <w:top w:w="60" w:type="dxa"/>
               <w:left w:w="80" w:type="dxa"/>
@@ -10062,7 +10204,7 @@
         </w:tc>
         <w:tc>
           <w:tcPr>
-            <w:tcW w:w="1500" w:type="dxa"/>
+            <w:tcW w:w="1496" w:type="dxa"/>
             <w:tcMar>
               <w:top w:w="60" w:type="dxa"/>
               <w:left w:w="80" w:type="dxa"/>
@@ -10083,7 +10225,7 @@
         </w:tc>
         <w:tc>
           <w:tcPr>
-            <w:tcW w:w="1500" w:type="dxa"/>
+            <w:tcW w:w="1496" w:type="dxa"/>
             <w:tcMar>
               <w:top w:w="60" w:type="dxa"/>
               <w:left w:w="80" w:type="dxa"/>
@@ -10104,7 +10246,7 @@
         </w:tc>
         <w:tc>
           <w:tcPr>
-            <w:tcW w:w="1600" w:type="dxa"/>
+            <w:tcW w:w="1596" w:type="dxa"/>
             <w:tcMar>
               <w:top w:w="60" w:type="dxa"/>
               <w:left w:w="80" w:type="dxa"/>
@@ -10125,7 +10267,7 @@
         </w:tc>
         <w:tc>
           <w:tcPr>
-            <w:tcW w:w="900" w:type="dxa"/>
+            <w:tcW w:w="899" w:type="dxa"/>
             <w:tcMar>
               <w:top w:w="60" w:type="dxa"/>
               <w:left w:w="80" w:type="dxa"/>
@@ -10146,7 +10288,7 @@
         </w:tc>
         <w:tc>
           <w:tcPr>
-            <w:tcW w:w="900" w:type="dxa"/>
+            <w:tcW w:w="920" w:type="dxa"/>
             <w:tcMar>
               <w:top w:w="60" w:type="dxa"/>
               <w:left w:w="80" w:type="dxa"/>
@@ -10167,7 +10309,7 @@
         </w:tc>
         <w:tc>
           <w:tcPr>
-            <w:tcW w:w="1000" w:type="dxa"/>
+            <w:tcW w:w="998" w:type="dxa"/>
             <w:tcMar>
               <w:top w:w="60" w:type="dxa"/>
               <w:left w:w="80" w:type="dxa"/>
@@ -10190,7 +10332,7 @@
       <w:tr>
         <w:tc>
           <w:tcPr>
-            <w:tcW w:w="750" w:type="dxa"/>
+            <w:tcW w:w="749" w:type="dxa"/>
             <w:shd w:val="clear" w:color="auto" w:fill="EAF1F8"/>
             <w:tcMar>
               <w:top w:w="60" w:type="dxa"/>
@@ -10212,7 +10354,7 @@
         </w:tc>
         <w:tc>
           <w:tcPr>
-            <w:tcW w:w="1500" w:type="dxa"/>
+            <w:tcW w:w="1496" w:type="dxa"/>
             <w:shd w:val="clear" w:color="auto" w:fill="EAF1F8"/>
             <w:tcMar>
               <w:top w:w="60" w:type="dxa"/>
@@ -10234,7 +10376,7 @@
         </w:tc>
         <w:tc>
           <w:tcPr>
-            <w:tcW w:w="1500" w:type="dxa"/>
+            <w:tcW w:w="1496" w:type="dxa"/>
             <w:shd w:val="clear" w:color="auto" w:fill="EAF1F8"/>
             <w:tcMar>
               <w:top w:w="60" w:type="dxa"/>
@@ -10256,7 +10398,7 @@
         </w:tc>
         <w:tc>
           <w:tcPr>
-            <w:tcW w:w="1500" w:type="dxa"/>
+            <w:tcW w:w="1496" w:type="dxa"/>
             <w:shd w:val="clear" w:color="auto" w:fill="EAF1F8"/>
             <w:tcMar>
               <w:top w:w="60" w:type="dxa"/>
@@ -10278,7 +10420,7 @@
         </w:tc>
         <w:tc>
           <w:tcPr>
-            <w:tcW w:w="1600" w:type="dxa"/>
+            <w:tcW w:w="1596" w:type="dxa"/>
             <w:shd w:val="clear" w:color="auto" w:fill="EAF1F8"/>
             <w:tcMar>
               <w:top w:w="60" w:type="dxa"/>
@@ -10300,7 +10442,7 @@
         </w:tc>
         <w:tc>
           <w:tcPr>
-            <w:tcW w:w="900" w:type="dxa"/>
+            <w:tcW w:w="899" w:type="dxa"/>
             <w:shd w:val="clear" w:color="auto" w:fill="EAF1F8"/>
             <w:tcMar>
               <w:top w:w="60" w:type="dxa"/>
@@ -10322,7 +10464,7 @@
         </w:tc>
         <w:tc>
           <w:tcPr>
-            <w:tcW w:w="900" w:type="dxa"/>
+            <w:tcW w:w="920" w:type="dxa"/>
             <w:shd w:val="clear" w:color="auto" w:fill="EAF1F8"/>
             <w:tcMar>
               <w:top w:w="60" w:type="dxa"/>
@@ -10344,7 +10486,7 @@
         </w:tc>
         <w:tc>
           <w:tcPr>
-            <w:tcW w:w="1000" w:type="dxa"/>
+            <w:tcW w:w="998" w:type="dxa"/>
             <w:shd w:val="clear" w:color="auto" w:fill="EAF1F8"/>
             <w:tcMar>
               <w:top w:w="60" w:type="dxa"/>
@@ -10368,7 +10510,7 @@
       <w:tr>
         <w:tc>
           <w:tcPr>
-            <w:tcW w:w="750" w:type="dxa"/>
+            <w:tcW w:w="749" w:type="dxa"/>
             <w:tcMar>
               <w:top w:w="60" w:type="dxa"/>
               <w:left w:w="80" w:type="dxa"/>
@@ -10389,7 +10531,7 @@
         </w:tc>
         <w:tc>
           <w:tcPr>
-            <w:tcW w:w="1500" w:type="dxa"/>
+            <w:tcW w:w="1496" w:type="dxa"/>
             <w:tcMar>
               <w:top w:w="60" w:type="dxa"/>
               <w:left w:w="80" w:type="dxa"/>
@@ -10410,7 +10552,7 @@
         </w:tc>
         <w:tc>
           <w:tcPr>
-            <w:tcW w:w="1500" w:type="dxa"/>
+            <w:tcW w:w="1496" w:type="dxa"/>
             <w:tcMar>
               <w:top w:w="60" w:type="dxa"/>
               <w:left w:w="80" w:type="dxa"/>
@@ -10431,7 +10573,7 @@
         </w:tc>
         <w:tc>
           <w:tcPr>
-            <w:tcW w:w="1500" w:type="dxa"/>
+            <w:tcW w:w="1496" w:type="dxa"/>
             <w:tcMar>
               <w:top w:w="60" w:type="dxa"/>
               <w:left w:w="80" w:type="dxa"/>
@@ -10452,7 +10594,7 @@
         </w:tc>
         <w:tc>
           <w:tcPr>
-            <w:tcW w:w="1600" w:type="dxa"/>
+            <w:tcW w:w="1596" w:type="dxa"/>
             <w:tcMar>
               <w:top w:w="60" w:type="dxa"/>
               <w:left w:w="80" w:type="dxa"/>
@@ -10473,7 +10615,7 @@
         </w:tc>
         <w:tc>
           <w:tcPr>
-            <w:tcW w:w="900" w:type="dxa"/>
+            <w:tcW w:w="899" w:type="dxa"/>
             <w:tcMar>
               <w:top w:w="60" w:type="dxa"/>
               <w:left w:w="80" w:type="dxa"/>
@@ -10494,7 +10636,7 @@
         </w:tc>
         <w:tc>
           <w:tcPr>
-            <w:tcW w:w="900" w:type="dxa"/>
+            <w:tcW w:w="920" w:type="dxa"/>
             <w:tcMar>
               <w:top w:w="60" w:type="dxa"/>
               <w:left w:w="80" w:type="dxa"/>
@@ -10515,7 +10657,7 @@
         </w:tc>
         <w:tc>
           <w:tcPr>
-            <w:tcW w:w="1000" w:type="dxa"/>
+            <w:tcW w:w="998" w:type="dxa"/>
             <w:tcMar>
               <w:top w:w="60" w:type="dxa"/>
               <w:left w:w="80" w:type="dxa"/>
@@ -10538,7 +10680,7 @@
       <w:tr>
         <w:tc>
           <w:tcPr>
-            <w:tcW w:w="750" w:type="dxa"/>
+            <w:tcW w:w="749" w:type="dxa"/>
             <w:shd w:val="clear" w:color="auto" w:fill="EAF1F8"/>
             <w:tcMar>
               <w:top w:w="60" w:type="dxa"/>
@@ -10560,7 +10702,7 @@
         </w:tc>
         <w:tc>
           <w:tcPr>
-            <w:tcW w:w="1500" w:type="dxa"/>
+            <w:tcW w:w="1496" w:type="dxa"/>
             <w:shd w:val="clear" w:color="auto" w:fill="EAF1F8"/>
             <w:tcMar>
               <w:top w:w="60" w:type="dxa"/>
@@ -10582,7 +10724,7 @@
         </w:tc>
         <w:tc>
           <w:tcPr>
-            <w:tcW w:w="1500" w:type="dxa"/>
+            <w:tcW w:w="1496" w:type="dxa"/>
             <w:shd w:val="clear" w:color="auto" w:fill="EAF1F8"/>
             <w:tcMar>
               <w:top w:w="60" w:type="dxa"/>
@@ -10604,7 +10746,7 @@
         </w:tc>
         <w:tc>
           <w:tcPr>
-            <w:tcW w:w="1500" w:type="dxa"/>
+            <w:tcW w:w="1496" w:type="dxa"/>
             <w:shd w:val="clear" w:color="auto" w:fill="EAF1F8"/>
             <w:tcMar>
               <w:top w:w="60" w:type="dxa"/>
@@ -10626,7 +10768,7 @@
         </w:tc>
         <w:tc>
           <w:tcPr>
-            <w:tcW w:w="1600" w:type="dxa"/>
+            <w:tcW w:w="1596" w:type="dxa"/>
             <w:shd w:val="clear" w:color="auto" w:fill="EAF1F8"/>
             <w:tcMar>
               <w:top w:w="60" w:type="dxa"/>
@@ -10648,29 +10790,29 @@
         </w:tc>
         <w:tc>
           <w:tcPr>
-            <w:tcW w:w="900" w:type="dxa"/>
-            <w:shd w:val="clear" w:color="auto" w:fill="EAF1F8"/>
-            <w:tcMar>
-              <w:top w:w="60" w:type="dxa"/>
-              <w:left w:w="80" w:type="dxa"/>
-              <w:bottom w:w="60" w:type="dxa"/>
-              <w:right w:w="80" w:type="dxa"/>
-            </w:tcMar>
-            <w:vAlign w:val="center"/>
-          </w:tcPr>
-          <w:p>
-            <w:r>
-              <w:t xml:space="preserve">Thông báo thư mời ngay sau khi xác định đạt phỏng vấn giúp giảm tỷ </w:t>
+            <w:tcW w:w="899" w:type="dxa"/>
+            <w:shd w:val="clear" w:color="auto" w:fill="EAF1F8"/>
+            <w:tcMar>
+              <w:top w:w="60" w:type="dxa"/>
+              <w:left w:w="80" w:type="dxa"/>
+              <w:bottom w:w="60" w:type="dxa"/>
+              <w:right w:w="80" w:type="dxa"/>
+            </w:tcMar>
+            <w:vAlign w:val="center"/>
+          </w:tcPr>
+          <w:p>
+            <w:r>
+              <w:t xml:space="preserve">Thông báo thư mời ngay sau khi xác định đạt phỏng </w:t>
             </w:r>
             <w:r>
               <w:lastRenderedPageBreak/>
-              <w:t>lệ từ chối so với trước</w:t>
-            </w:r>
-          </w:p>
-        </w:tc>
-        <w:tc>
-          <w:tcPr>
-            <w:tcW w:w="900" w:type="dxa"/>
+              <w:t>vấn giúp giảm tỷ lệ từ chối so với trước</w:t>
+            </w:r>
+          </w:p>
+        </w:tc>
+        <w:tc>
+          <w:tcPr>
+            <w:tcW w:w="920" w:type="dxa"/>
             <w:shd w:val="clear" w:color="auto" w:fill="EAF1F8"/>
             <w:tcMar>
               <w:top w:w="60" w:type="dxa"/>
@@ -10693,7 +10835,7 @@
         </w:tc>
         <w:tc>
           <w:tcPr>
-            <w:tcW w:w="1000" w:type="dxa"/>
+            <w:tcW w:w="998" w:type="dxa"/>
             <w:shd w:val="clear" w:color="auto" w:fill="EAF1F8"/>
             <w:tcMar>
               <w:top w:w="60" w:type="dxa"/>
@@ -10710,6 +10852,226 @@
                 <w:szCs w:val="19"/>
               </w:rPr>
               <w:t>Phiếu khảo sát ứng viên từ chối nhận việc</w:t>
+            </w:r>
+          </w:p>
+        </w:tc>
+      </w:tr>
+      <w:tr>
+        <w:tc>
+          <w:tcPr>
+            <w:tcW w:w="749" w:type="dxa"/>
+            <w:shd w:val="clear" w:color="auto" w:fill="EAF1F8"/>
+            <w:tcMar>
+              <w:top w:w="60" w:type="dxa"/>
+              <w:left w:w="80" w:type="dxa"/>
+              <w:bottom w:w="60" w:type="dxa"/>
+              <w:right w:w="80" w:type="dxa"/>
+            </w:tcMar>
+            <w:vAlign w:val="center"/>
+          </w:tcPr>
+          <w:p>
+            <w:pPr>
+              <w:rPr>
+                <w:sz w:val="19"/>
+                <w:szCs w:val="19"/>
+              </w:rPr>
+            </w:pPr>
+            <w:r>
+              <w:rPr>
+                <w:sz w:val="19"/>
+                <w:szCs w:val="19"/>
+              </w:rPr>
+              <w:t>QT-TD-20</w:t>
+            </w:r>
+          </w:p>
+        </w:tc>
+        <w:tc>
+          <w:tcPr>
+            <w:tcW w:w="1496" w:type="dxa"/>
+            <w:shd w:val="clear" w:color="auto" w:fill="EAF1F8"/>
+            <w:tcMar>
+              <w:top w:w="60" w:type="dxa"/>
+              <w:left w:w="80" w:type="dxa"/>
+              <w:bottom w:w="60" w:type="dxa"/>
+              <w:right w:w="80" w:type="dxa"/>
+            </w:tcMar>
+            <w:vAlign w:val="center"/>
+          </w:tcPr>
+          <w:p>
+            <w:pPr>
+              <w:rPr>
+                <w:sz w:val="19"/>
+                <w:szCs w:val="19"/>
+              </w:rPr>
+            </w:pPr>
+            <w:r>
+              <w:rPr>
+                <w:sz w:val="19"/>
+                <w:szCs w:val="19"/>
+              </w:rPr>
+              <w:t>Dưới 70% đạt thử việc</w:t>
+            </w:r>
+          </w:p>
+        </w:tc>
+        <w:tc>
+          <w:tcPr>
+            <w:tcW w:w="1496" w:type="dxa"/>
+            <w:shd w:val="clear" w:color="auto" w:fill="EAF1F8"/>
+            <w:tcMar>
+              <w:top w:w="60" w:type="dxa"/>
+              <w:left w:w="80" w:type="dxa"/>
+              <w:bottom w:w="60" w:type="dxa"/>
+              <w:right w:w="80" w:type="dxa"/>
+            </w:tcMar>
+            <w:vAlign w:val="center"/>
+          </w:tcPr>
+          <w:p>
+            <w:pPr>
+              <w:rPr>
+                <w:sz w:val="19"/>
+                <w:szCs w:val="19"/>
+              </w:rPr>
+            </w:pPr>
+            <w:r>
+              <w:rPr>
+                <w:sz w:val="19"/>
+                <w:szCs w:val="19"/>
+              </w:rPr>
+              <w:t>Từ 70% đến 85% đạt thử việc</w:t>
+            </w:r>
+          </w:p>
+        </w:tc>
+        <w:tc>
+          <w:tcPr>
+            <w:tcW w:w="1496" w:type="dxa"/>
+            <w:shd w:val="clear" w:color="auto" w:fill="EAF1F8"/>
+            <w:tcMar>
+              <w:top w:w="60" w:type="dxa"/>
+              <w:left w:w="80" w:type="dxa"/>
+              <w:bottom w:w="60" w:type="dxa"/>
+              <w:right w:w="80" w:type="dxa"/>
+            </w:tcMar>
+            <w:vAlign w:val="center"/>
+          </w:tcPr>
+          <w:p>
+            <w:pPr>
+              <w:rPr>
+                <w:sz w:val="19"/>
+                <w:szCs w:val="19"/>
+              </w:rPr>
+            </w:pPr>
+            <w:r>
+              <w:rPr>
+                <w:sz w:val="19"/>
+                <w:szCs w:val="19"/>
+              </w:rPr>
+              <w:t>Trên 85% đạt thử việc</w:t>
+            </w:r>
+          </w:p>
+        </w:tc>
+        <w:tc>
+          <w:tcPr>
+            <w:tcW w:w="1596" w:type="dxa"/>
+            <w:shd w:val="clear" w:color="auto" w:fill="EAF1F8"/>
+            <w:tcMar>
+              <w:top w:w="60" w:type="dxa"/>
+              <w:left w:w="80" w:type="dxa"/>
+              <w:bottom w:w="60" w:type="dxa"/>
+              <w:right w:w="80" w:type="dxa"/>
+            </w:tcMar>
+            <w:vAlign w:val="center"/>
+          </w:tcPr>
+          <w:p>
+            <w:pPr>
+              <w:rPr>
+                <w:sz w:val="19"/>
+                <w:szCs w:val="19"/>
+              </w:rPr>
+            </w:pPr>
+            <w:r>
+              <w:rPr>
+                <w:sz w:val="19"/>
+                <w:szCs w:val="19"/>
+              </w:rPr>
+              <w:t>Tỷ lệ đạt yêu cầu thử việc là 80%; trong số đó 70% ký hợp đồng dài hạn, 30% ký ngắn hạn/thời vụ</w:t>
+            </w:r>
+          </w:p>
+        </w:tc>
+        <w:tc>
+          <w:tcPr>
+            <w:tcW w:w="899" w:type="dxa"/>
+            <w:shd w:val="clear" w:color="auto" w:fill="EAF1F8"/>
+            <w:tcMar>
+              <w:top w:w="60" w:type="dxa"/>
+              <w:left w:w="80" w:type="dxa"/>
+              <w:bottom w:w="60" w:type="dxa"/>
+              <w:right w:w="80" w:type="dxa"/>
+            </w:tcMar>
+            <w:vAlign w:val="center"/>
+          </w:tcPr>
+          <w:p>
+            <w:r>
+              <w:rPr>
+                <w:sz w:val="19"/>
+                <w:szCs w:val="19"/>
+              </w:rPr>
+              <w:t>Ký HĐLĐ dài hạn ngay từ đầu giúp giảm tỷ lệ ký lại hợp đồng ngắn hạn</w:t>
+            </w:r>
+          </w:p>
+        </w:tc>
+        <w:tc>
+          <w:tcPr>
+            <w:tcW w:w="920" w:type="dxa"/>
+            <w:shd w:val="clear" w:color="auto" w:fill="EAF1F8"/>
+            <w:tcMar>
+              <w:top w:w="60" w:type="dxa"/>
+              <w:left w:w="80" w:type="dxa"/>
+              <w:bottom w:w="60" w:type="dxa"/>
+              <w:right w:w="80" w:type="dxa"/>
+            </w:tcMar>
+            <w:vAlign w:val="center"/>
+          </w:tcPr>
+          <w:p>
+            <w:pPr>
+              <w:rPr>
+                <w:sz w:val="19"/>
+                <w:szCs w:val="19"/>
+              </w:rPr>
+            </w:pPr>
+            <w:r>
+              <w:rPr>
+                <w:sz w:val="19"/>
+                <w:szCs w:val="19"/>
+              </w:rPr>
+              <w:t>Tiêu chí đánh giá thử việc giữa các vị trí có đồng nhất hay không?</w:t>
+            </w:r>
+          </w:p>
+        </w:tc>
+        <w:tc>
+          <w:tcPr>
+            <w:tcW w:w="998" w:type="dxa"/>
+            <w:shd w:val="clear" w:color="auto" w:fill="EAF1F8"/>
+            <w:tcMar>
+              <w:top w:w="60" w:type="dxa"/>
+              <w:left w:w="80" w:type="dxa"/>
+              <w:bottom w:w="60" w:type="dxa"/>
+              <w:right w:w="80" w:type="dxa"/>
+            </w:tcMar>
+            <w:vAlign w:val="center"/>
+          </w:tcPr>
+          <w:p>
+            <w:pPr>
+              <w:rPr>
+                <w:sz w:val="19"/>
+                <w:szCs w:val="19"/>
+              </w:rPr>
+            </w:pPr>
+            <w:r>
+              <w:rPr>
+                <w:sz w:val="19"/>
+                <w:szCs w:val="19"/>
+              </w:rPr>
+              <w:t>Biên bản đánh giá thử việc và quyết định tuyển dụng chính thức</w:t>
             </w:r>
           </w:p>
         </w:tc>
@@ -11458,7 +11820,11 @@
         <w:spacing w:after="180" w:line="300" w:lineRule="auto"/>
       </w:pPr>
       <w:r>
-        <w:t>Quy trình được mô hình hóa theo chuẩn BPMN 2.0 với 1 Pool duy nhất "Quy trình Tuyển dụng và Đào tạo nhân sự - Viettel Post" và 4 Lane tương ứng 4 nhóm tác nhân: Phòng ban đề xuất, Phòng Nhân sự (HR), Ban Giám đốc và Ứng viên/Nhân viên mới. Cả 4 nhóm tác nhân được mô hình hóa trong cùng một Pool dưới dạng Lane; các luồng giữa các Lane được thể hiện bằng Sequence Flow. Sau bước Tổ chức phỏng vấn ứng viên, Gateway "Kết quả phỏng vấn đạt yêu cầu?" quyết định: Không đạt (35%) → kết thúc; Đạt (65%) → chuyển sang bước Xác nhận thư mời nhận việc. Quy trình cũng bổ sung Data Store "Hệ thống quản lý nhân sự (HRM)" với 3 quan hệ Association (WRITE tại bước Ghi dữ liệu nhân sự và bước Ghi nhận kết quả đào tạo; READ tại bước Đọc dữ liệu nhân sự để lập kế hoạch đào tạo), và một vòng lặp đào tạo lại (rework loop) giữa Gateway "Đạt yêu cầu đào tạo?" và Gateway hội tụ trước bước Tổ chức đào tạo hội nhập.</w:t>
+        <w:t xml:space="preserve">Quy trình được mô hình hóa theo chuẩn BPMN 2.0 với 1 Pool duy nhất "Quy trình Tuyển dụng và Đào tạo nhân sự - Viettel Post" và 4 Lane tương ứng 4 nhóm tác nhân: Phòng ban đề xuất, Phòng Nhân sự (HR), Ban Giám đốc và Ứng viên/Nhân viên mới. Cả 4 nhóm tác nhân được mô hình hóa trong cùng một Pool dưới dạng Lane; các luồng giữa các Lane được thể hiện bằng Sequence Flow. Sau bước Tổ chức phỏng vấn ứng viên, Gateway "Kết quả phỏng vấn đạt yêu cầu?" quyết định: Không đạt (35%) → kết thúc; Đạt (65%) → chuyển </w:t>
+      </w:r>
+      <w:r>
+        <w:lastRenderedPageBreak/>
+        <w:t>sang bước Xác nhận thư mời nhận việc. Quy trình cũng bổ sung Data Store "Hệ thống quản lý nhân sự (HRM)" với 3 quan hệ Association (WRITE tại bước Ghi dữ liệu nhân sự và bước Ghi nhận kết quả đào tạo; READ tại bước Đọc dữ liệu nhân sự để lập kế hoạch đào tạo), và một vòng lặp đào tạo lại (rework loop) giữa Gateway "Đạt yêu cầu đào tạo?" và Gateway hội tụ trước bước Tổ chức đào tạo hội nhập.</w:t>
       </w:r>
     </w:p>
     <w:p>
@@ -11470,7 +11836,6 @@
         <w:rPr>
           <w:noProof/>
         </w:rPr>
-        <w:lastRenderedPageBreak/>
         <w:drawing>
           <wp:inline distT="0" distB="0" distL="0" distR="0" wp14:anchorId="18C766D5" wp14:editId="61D5BB75">
             <wp:extent cx="6188710" cy="1972945"/>
@@ -11851,7 +12216,15 @@
                 <w:sz w:val="19"/>
                 <w:szCs w:val="19"/>
               </w:rPr>
-              <w:t>Hoạt động có tiêu tốn thời gian mà không tạo giá trị cho khách hàng và không cần thiết cho doanh nghiệp không?</w:t>
+              <w:t xml:space="preserve">Hoạt động có tiêu tốn thời gian mà không tạo giá trị cho khách hàng và </w:t>
+            </w:r>
+            <w:r>
+              <w:rPr>
+                <w:sz w:val="19"/>
+                <w:szCs w:val="19"/>
+              </w:rPr>
+              <w:lastRenderedPageBreak/>
+              <w:t>không cần thiết cho doanh nghiệp không?</w:t>
             </w:r>
           </w:p>
         </w:tc>
@@ -11872,6 +12245,7 @@
                 <w:sz w:val="19"/>
                 <w:szCs w:val="19"/>
               </w:rPr>
+              <w:lastRenderedPageBreak/>
               <w:t>Ghi dữ liệu nhân sự thủ công tách rời vào hệ thống, đào tạo bổ sung phát sinh do chưa đạt yêu cầu lần đầu.</w:t>
             </w:r>
           </w:p>
@@ -11945,7 +12319,6 @@
                 <w:sz w:val="19"/>
                 <w:szCs w:val="19"/>
               </w:rPr>
-              <w:lastRenderedPageBreak/>
               <w:t>Hoạt động</w:t>
             </w:r>
           </w:p>
@@ -16919,7 +17292,6 @@
                 <w:color w:val="FFFFFF"/>
                 <w:sz w:val="19"/>
                 <w:szCs w:val="19"/>
-                <w:lang w:val="en-US"/>
               </w:rPr>
               <w:t>/phút</w:t>
             </w:r>
@@ -16996,7 +17368,6 @@
                 <w:color w:val="FFFFFF"/>
                 <w:sz w:val="19"/>
                 <w:szCs w:val="19"/>
-                <w:lang w:val="en-US"/>
               </w:rPr>
               <w:t>/phút</w:t>
             </w:r>
@@ -17096,16 +17467,10 @@
             <w:vAlign w:val="center"/>
           </w:tcPr>
           <w:p>
-            <w:pPr>
-              <w:rPr>
-                <w:lang w:val="en-US"/>
-              </w:rPr>
-            </w:pPr>
-            <w:r>
-              <w:rPr>
-                <w:sz w:val="19"/>
-                <w:szCs w:val="19"/>
-                <w:lang w:val="en-US"/>
+            <w:r>
+              <w:rPr>
+                <w:sz w:val="19"/>
+                <w:szCs w:val="19"/>
               </w:rPr>
               <w:t>30</w:t>
             </w:r>
@@ -17113,7 +17478,6 @@
               <w:rPr>
                 <w:sz w:val="19"/>
                 <w:szCs w:val="19"/>
-                <w:lang w:val="en-US"/>
               </w:rPr>
               <w:t xml:space="preserve"> </w:t>
             </w:r>
@@ -17121,7 +17485,6 @@
               <w:rPr>
                 <w:sz w:val="19"/>
                 <w:szCs w:val="19"/>
-                <w:lang w:val="en-US"/>
               </w:rPr>
               <w:t>p</w:t>
             </w:r>
@@ -17129,7 +17492,6 @@
               <w:rPr>
                 <w:sz w:val="19"/>
                 <w:szCs w:val="19"/>
-                <w:lang w:val="en-US"/>
               </w:rPr>
               <w:t>hút</w:t>
             </w:r>
@@ -17147,11 +17509,6 @@
             <w:vAlign w:val="center"/>
           </w:tcPr>
           <w:p>
-            <w:pPr>
-              <w:rPr>
-                <w:lang w:val="en-US"/>
-              </w:rPr>
-            </w:pPr>
             <w:r>
               <w:rPr>
                 <w:sz w:val="19"/>
@@ -17163,7 +17520,6 @@
               <w:rPr>
                 <w:sz w:val="19"/>
                 <w:szCs w:val="19"/>
-                <w:lang w:val="en-US"/>
               </w:rPr>
               <w:t xml:space="preserve"> giờ</w:t>
             </w:r>
@@ -17185,7 +17541,6 @@
               <w:rPr>
                 <w:sz w:val="19"/>
                 <w:szCs w:val="19"/>
-                <w:lang w:val="en-US"/>
               </w:rPr>
               <w:t>30 phút</w:t>
             </w:r>
@@ -17275,7 +17630,6 @@
               <w:rPr>
                 <w:sz w:val="19"/>
                 <w:szCs w:val="19"/>
-                <w:lang w:val="en-US"/>
               </w:rPr>
               <w:t>30 phút</w:t>
             </w:r>
@@ -17320,7 +17674,6 @@
               <w:rPr>
                 <w:sz w:val="19"/>
                 <w:szCs w:val="19"/>
-                <w:lang w:val="en-US"/>
               </w:rPr>
               <w:t>30 phút</w:t>
             </w:r>
@@ -17409,13 +17762,33 @@
                 <w:sz w:val="19"/>
                 <w:szCs w:val="19"/>
               </w:rPr>
-              <w:t>0</w:t>
-            </w:r>
-            <w:r>
-              <w:rPr>
-                <w:sz w:val="19"/>
-                <w:szCs w:val="19"/>
-                <w:lang w:val="en-US"/>
+              <w:t>0 giờ</w:t>
+            </w:r>
+          </w:p>
+        </w:tc>
+        <w:tc>
+          <w:tcPr>
+            <w:tcW w:w="900" w:type="dxa"/>
+            <w:tcMar>
+              <w:top w:w="60" w:type="dxa"/>
+              <w:left w:w="80" w:type="dxa"/>
+              <w:bottom w:w="60" w:type="dxa"/>
+              <w:right w:w="80" w:type="dxa"/>
+            </w:tcMar>
+            <w:vAlign w:val="center"/>
+          </w:tcPr>
+          <w:p>
+            <w:r>
+              <w:rPr>
+                <w:sz w:val="19"/>
+                <w:szCs w:val="19"/>
+              </w:rPr>
+              <w:t>8</w:t>
+            </w:r>
+            <w:r>
+              <w:rPr>
+                <w:sz w:val="19"/>
+                <w:szCs w:val="19"/>
               </w:rPr>
               <w:t xml:space="preserve"> giờ</w:t>
             </w:r>
@@ -17433,54 +17806,12 @@
             <w:vAlign w:val="center"/>
           </w:tcPr>
           <w:p>
-            <w:pPr>
-              <w:rPr>
-                <w:lang w:val="en-US"/>
-              </w:rPr>
-            </w:pPr>
-            <w:r>
-              <w:rPr>
-                <w:sz w:val="19"/>
-                <w:szCs w:val="19"/>
-              </w:rPr>
-              <w:t>8</w:t>
-            </w:r>
-            <w:r>
-              <w:rPr>
-                <w:sz w:val="19"/>
-                <w:szCs w:val="19"/>
-                <w:lang w:val="en-US"/>
-              </w:rPr>
-              <w:t xml:space="preserve"> giờ</w:t>
-            </w:r>
-          </w:p>
-        </w:tc>
-        <w:tc>
-          <w:tcPr>
-            <w:tcW w:w="900" w:type="dxa"/>
-            <w:tcMar>
-              <w:top w:w="60" w:type="dxa"/>
-              <w:left w:w="80" w:type="dxa"/>
-              <w:bottom w:w="60" w:type="dxa"/>
-              <w:right w:w="80" w:type="dxa"/>
-            </w:tcMar>
-            <w:vAlign w:val="center"/>
-          </w:tcPr>
-          <w:p>
-            <w:r>
-              <w:rPr>
-                <w:sz w:val="19"/>
-                <w:szCs w:val="19"/>
-              </w:rPr>
-              <w:t>8</w:t>
-            </w:r>
-            <w:r>
-              <w:rPr>
-                <w:sz w:val="19"/>
-                <w:szCs w:val="19"/>
-                <w:lang w:val="en-US"/>
-              </w:rPr>
-              <w:t xml:space="preserve"> giờ</w:t>
+            <w:r>
+              <w:rPr>
+                <w:sz w:val="19"/>
+                <w:szCs w:val="19"/>
+              </w:rPr>
+              <w:t>8 giờ</w:t>
             </w:r>
           </w:p>
         </w:tc>
@@ -17575,17 +17906,8 @@
               <w:rPr>
                 <w:sz w:val="19"/>
                 <w:szCs w:val="19"/>
-                <w:lang w:val="en-US"/>
-              </w:rPr>
-              <w:t xml:space="preserve"> </w:t>
-            </w:r>
-            <w:r>
-              <w:rPr>
-                <w:sz w:val="19"/>
-                <w:szCs w:val="19"/>
-                <w:lang w:val="en-US"/>
-              </w:rPr>
-              <w:t>giờ</w:t>
+              </w:rPr>
+              <w:t xml:space="preserve"> giờ</w:t>
             </w:r>
           </w:p>
         </w:tc>
@@ -17602,11 +17924,6 @@
             <w:vAlign w:val="center"/>
           </w:tcPr>
           <w:p>
-            <w:pPr>
-              <w:rPr>
-                <w:lang w:val="en-US"/>
-              </w:rPr>
-            </w:pPr>
             <w:r>
               <w:rPr>
                 <w:sz w:val="19"/>
@@ -17618,17 +17935,8 @@
               <w:rPr>
                 <w:sz w:val="19"/>
                 <w:szCs w:val="19"/>
-                <w:lang w:val="en-US"/>
-              </w:rPr>
-              <w:t xml:space="preserve"> </w:t>
-            </w:r>
-            <w:r>
-              <w:rPr>
-                <w:sz w:val="19"/>
-                <w:szCs w:val="19"/>
-                <w:lang w:val="en-US"/>
-              </w:rPr>
-              <w:t>giờ</w:t>
+              </w:rPr>
+              <w:t xml:space="preserve"> giờ</w:t>
             </w:r>
           </w:p>
         </w:tc>
@@ -17645,11 +17953,6 @@
             <w:vAlign w:val="center"/>
           </w:tcPr>
           <w:p>
-            <w:pPr>
-              <w:rPr>
-                <w:lang w:val="en-US"/>
-              </w:rPr>
-            </w:pPr>
             <w:r>
               <w:rPr>
                 <w:sz w:val="19"/>
@@ -17661,17 +17964,8 @@
               <w:rPr>
                 <w:sz w:val="19"/>
                 <w:szCs w:val="19"/>
-                <w:lang w:val="en-US"/>
-              </w:rPr>
-              <w:t xml:space="preserve"> </w:t>
-            </w:r>
-            <w:r>
-              <w:rPr>
-                <w:sz w:val="19"/>
-                <w:szCs w:val="19"/>
-                <w:lang w:val="en-US"/>
-              </w:rPr>
-              <w:t>giờ</w:t>
+              </w:rPr>
+              <w:t xml:space="preserve"> giờ</w:t>
             </w:r>
           </w:p>
         </w:tc>
@@ -17764,17 +18058,8 @@
               <w:rPr>
                 <w:sz w:val="19"/>
                 <w:szCs w:val="19"/>
-                <w:lang w:val="en-US"/>
-              </w:rPr>
-              <w:t xml:space="preserve"> </w:t>
-            </w:r>
-            <w:r>
-              <w:rPr>
-                <w:sz w:val="19"/>
-                <w:szCs w:val="19"/>
-                <w:lang w:val="en-US"/>
-              </w:rPr>
-              <w:t>giờ</w:t>
+              </w:rPr>
+              <w:t xml:space="preserve"> giờ</w:t>
             </w:r>
           </w:p>
         </w:tc>
@@ -17801,17 +18086,8 @@
               <w:rPr>
                 <w:sz w:val="19"/>
                 <w:szCs w:val="19"/>
-                <w:lang w:val="en-US"/>
-              </w:rPr>
-              <w:t xml:space="preserve"> </w:t>
-            </w:r>
-            <w:r>
-              <w:rPr>
-                <w:sz w:val="19"/>
-                <w:szCs w:val="19"/>
-                <w:lang w:val="en-US"/>
-              </w:rPr>
-              <w:t>giờ</w:t>
+              </w:rPr>
+              <w:t xml:space="preserve"> giờ</w:t>
             </w:r>
           </w:p>
         </w:tc>
@@ -17838,17 +18114,8 @@
               <w:rPr>
                 <w:sz w:val="19"/>
                 <w:szCs w:val="19"/>
-                <w:lang w:val="en-US"/>
-              </w:rPr>
-              <w:t xml:space="preserve"> </w:t>
-            </w:r>
-            <w:r>
-              <w:rPr>
-                <w:sz w:val="19"/>
-                <w:szCs w:val="19"/>
-                <w:lang w:val="en-US"/>
-              </w:rPr>
-              <w:t>giờ</w:t>
+              </w:rPr>
+              <w:t xml:space="preserve"> giờ</w:t>
             </w:r>
           </w:p>
         </w:tc>
@@ -17936,17 +18203,8 @@
               <w:rPr>
                 <w:sz w:val="19"/>
                 <w:szCs w:val="19"/>
-                <w:lang w:val="en-US"/>
-              </w:rPr>
-              <w:t>2</w:t>
-            </w:r>
-            <w:r>
-              <w:rPr>
-                <w:sz w:val="19"/>
-                <w:szCs w:val="19"/>
-                <w:lang w:val="en-US"/>
-              </w:rPr>
-              <w:t>0 phút</w:t>
+              </w:rPr>
+              <w:t>20 phút</w:t>
             </w:r>
           </w:p>
         </w:tc>
@@ -17963,11 +18221,6 @@
             <w:vAlign w:val="center"/>
           </w:tcPr>
           <w:p>
-            <w:pPr>
-              <w:rPr>
-                <w:lang w:val="en-US"/>
-              </w:rPr>
-            </w:pPr>
             <w:r>
               <w:rPr>
                 <w:sz w:val="19"/>
@@ -17979,17 +18232,8 @@
               <w:rPr>
                 <w:sz w:val="19"/>
                 <w:szCs w:val="19"/>
-                <w:lang w:val="en-US"/>
-              </w:rPr>
-              <w:t xml:space="preserve"> </w:t>
-            </w:r>
-            <w:r>
-              <w:rPr>
-                <w:sz w:val="19"/>
-                <w:szCs w:val="19"/>
-                <w:lang w:val="en-US"/>
-              </w:rPr>
-              <w:t>giờ</w:t>
+              </w:rPr>
+              <w:t xml:space="preserve"> giờ</w:t>
             </w:r>
           </w:p>
         </w:tc>
@@ -18006,11 +18250,6 @@
             <w:vAlign w:val="center"/>
           </w:tcPr>
           <w:p>
-            <w:pPr>
-              <w:rPr>
-                <w:lang w:val="en-US"/>
-              </w:rPr>
-            </w:pPr>
             <w:r>
               <w:rPr>
                 <w:sz w:val="19"/>
@@ -18022,24 +18261,8 @@
               <w:rPr>
                 <w:sz w:val="19"/>
                 <w:szCs w:val="19"/>
-                <w:lang w:val="en-US"/>
-              </w:rPr>
-              <w:t xml:space="preserve"> </w:t>
-            </w:r>
-            <w:r>
-              <w:rPr>
-                <w:sz w:val="19"/>
-                <w:szCs w:val="19"/>
-                <w:lang w:val="en-US"/>
-              </w:rPr>
-              <w:t>giờ</w:t>
-            </w:r>
-            <w:r>
-              <w:rPr>
-                <w:sz w:val="19"/>
-                <w:szCs w:val="19"/>
-              </w:rPr>
-              <w:t xml:space="preserve"> </w:t>
+              </w:rPr>
+              <w:t xml:space="preserve"> giờ </w:t>
             </w:r>
             <w:r>
               <w:rPr>
@@ -18052,17 +18275,8 @@
               <w:rPr>
                 <w:sz w:val="19"/>
                 <w:szCs w:val="19"/>
-                <w:lang w:val="en-US"/>
-              </w:rPr>
-              <w:t xml:space="preserve"> </w:t>
-            </w:r>
-            <w:r>
-              <w:rPr>
-                <w:sz w:val="19"/>
-                <w:szCs w:val="19"/>
-                <w:lang w:val="en-US"/>
-              </w:rPr>
-              <w:t>phút</w:t>
+              </w:rPr>
+              <w:t xml:space="preserve"> phút</w:t>
             </w:r>
           </w:p>
         </w:tc>
@@ -18151,17 +18365,8 @@
               <w:rPr>
                 <w:sz w:val="19"/>
                 <w:szCs w:val="19"/>
-                <w:lang w:val="en-US"/>
-              </w:rPr>
-              <w:t xml:space="preserve"> </w:t>
-            </w:r>
-            <w:r>
-              <w:rPr>
-                <w:sz w:val="19"/>
-                <w:szCs w:val="19"/>
-                <w:lang w:val="en-US"/>
-              </w:rPr>
-              <w:t>giờ</w:t>
+              </w:rPr>
+              <w:t xml:space="preserve"> giờ</w:t>
             </w:r>
           </w:p>
         </w:tc>
@@ -18188,17 +18393,8 @@
               <w:rPr>
                 <w:sz w:val="19"/>
                 <w:szCs w:val="19"/>
-                <w:lang w:val="en-US"/>
-              </w:rPr>
-              <w:t xml:space="preserve"> </w:t>
-            </w:r>
-            <w:r>
-              <w:rPr>
-                <w:sz w:val="19"/>
-                <w:szCs w:val="19"/>
-                <w:lang w:val="en-US"/>
-              </w:rPr>
-              <w:t>giờ</w:t>
+              </w:rPr>
+              <w:t xml:space="preserve"> giờ</w:t>
             </w:r>
           </w:p>
         </w:tc>
@@ -18225,17 +18421,8 @@
               <w:rPr>
                 <w:sz w:val="19"/>
                 <w:szCs w:val="19"/>
-                <w:lang w:val="en-US"/>
-              </w:rPr>
-              <w:t xml:space="preserve"> </w:t>
-            </w:r>
-            <w:r>
-              <w:rPr>
-                <w:sz w:val="19"/>
-                <w:szCs w:val="19"/>
-                <w:lang w:val="en-US"/>
-              </w:rPr>
-              <w:t>giờ</w:t>
+              </w:rPr>
+              <w:t xml:space="preserve"> giờ</w:t>
             </w:r>
           </w:p>
         </w:tc>
@@ -18323,7 +18510,6 @@
               <w:rPr>
                 <w:sz w:val="19"/>
                 <w:szCs w:val="19"/>
-                <w:lang w:val="en-US"/>
               </w:rPr>
               <w:t>30 phút</w:t>
             </w:r>
@@ -18353,17 +18539,8 @@
               <w:rPr>
                 <w:sz w:val="19"/>
                 <w:szCs w:val="19"/>
-                <w:lang w:val="en-US"/>
-              </w:rPr>
-              <w:t xml:space="preserve"> </w:t>
-            </w:r>
-            <w:r>
-              <w:rPr>
-                <w:sz w:val="19"/>
-                <w:szCs w:val="19"/>
-                <w:lang w:val="en-US"/>
-              </w:rPr>
-              <w:t>giờ</w:t>
+              </w:rPr>
+              <w:t xml:space="preserve"> giờ</w:t>
             </w:r>
           </w:p>
         </w:tc>
@@ -18384,7 +18561,6 @@
               <w:rPr>
                 <w:sz w:val="19"/>
                 <w:szCs w:val="19"/>
-                <w:lang w:val="en-US"/>
               </w:rPr>
               <w:t>30 phút</w:t>
             </w:r>
@@ -18472,7 +18648,6 @@
               <w:rPr>
                 <w:sz w:val="19"/>
                 <w:szCs w:val="19"/>
-                <w:lang w:val="en-US"/>
               </w:rPr>
               <w:t>20 phút</w:t>
             </w:r>
@@ -18501,17 +18676,8 @@
               <w:rPr>
                 <w:sz w:val="19"/>
                 <w:szCs w:val="19"/>
-                <w:lang w:val="en-US"/>
-              </w:rPr>
-              <w:t xml:space="preserve"> </w:t>
-            </w:r>
-            <w:r>
-              <w:rPr>
-                <w:sz w:val="19"/>
-                <w:szCs w:val="19"/>
-                <w:lang w:val="en-US"/>
-              </w:rPr>
-              <w:t>giờ</w:t>
+              </w:rPr>
+              <w:t xml:space="preserve"> giờ</w:t>
             </w:r>
           </w:p>
         </w:tc>
@@ -18531,7 +18697,6 @@
               <w:rPr>
                 <w:sz w:val="19"/>
                 <w:szCs w:val="19"/>
-                <w:lang w:val="en-US"/>
               </w:rPr>
               <w:t>20 phút</w:t>
             </w:r>
@@ -18628,17 +18793,8 @@
               <w:rPr>
                 <w:sz w:val="19"/>
                 <w:szCs w:val="19"/>
-                <w:lang w:val="en-US"/>
-              </w:rPr>
-              <w:t xml:space="preserve"> </w:t>
-            </w:r>
-            <w:r>
-              <w:rPr>
-                <w:sz w:val="19"/>
-                <w:szCs w:val="19"/>
-                <w:lang w:val="en-US"/>
-              </w:rPr>
-              <w:t>giờ</w:t>
+              </w:rPr>
+              <w:t xml:space="preserve"> giờ</w:t>
             </w:r>
           </w:p>
         </w:tc>
@@ -18666,17 +18822,8 @@
               <w:rPr>
                 <w:sz w:val="19"/>
                 <w:szCs w:val="19"/>
-                <w:lang w:val="en-US"/>
-              </w:rPr>
-              <w:t xml:space="preserve"> </w:t>
-            </w:r>
-            <w:r>
-              <w:rPr>
-                <w:sz w:val="19"/>
-                <w:szCs w:val="19"/>
-                <w:lang w:val="en-US"/>
-              </w:rPr>
-              <w:t>giờ</w:t>
+              </w:rPr>
+              <w:t xml:space="preserve"> giờ</w:t>
             </w:r>
           </w:p>
         </w:tc>
@@ -18704,17 +18851,8 @@
               <w:rPr>
                 <w:sz w:val="19"/>
                 <w:szCs w:val="19"/>
-                <w:lang w:val="en-US"/>
-              </w:rPr>
-              <w:t xml:space="preserve"> </w:t>
-            </w:r>
-            <w:r>
-              <w:rPr>
-                <w:sz w:val="19"/>
-                <w:szCs w:val="19"/>
-                <w:lang w:val="en-US"/>
-              </w:rPr>
-              <w:t>giờ</w:t>
+              </w:rPr>
+              <w:t xml:space="preserve"> giờ</w:t>
             </w:r>
           </w:p>
         </w:tc>
@@ -18800,7 +18938,6 @@
               <w:rPr>
                 <w:sz w:val="19"/>
                 <w:szCs w:val="19"/>
-                <w:lang w:val="en-US"/>
               </w:rPr>
               <w:t>30 phút</w:t>
             </w:r>
@@ -18829,17 +18966,8 @@
               <w:rPr>
                 <w:sz w:val="19"/>
                 <w:szCs w:val="19"/>
-                <w:lang w:val="en-US"/>
-              </w:rPr>
-              <w:t xml:space="preserve"> </w:t>
-            </w:r>
-            <w:r>
-              <w:rPr>
-                <w:sz w:val="19"/>
-                <w:szCs w:val="19"/>
-                <w:lang w:val="en-US"/>
-              </w:rPr>
-              <w:t>giờ</w:t>
+              </w:rPr>
+              <w:t xml:space="preserve"> giờ</w:t>
             </w:r>
           </w:p>
         </w:tc>
@@ -18859,7 +18987,6 @@
               <w:rPr>
                 <w:sz w:val="19"/>
                 <w:szCs w:val="19"/>
-                <w:lang w:val="en-US"/>
               </w:rPr>
               <w:t>30 phút</w:t>
             </w:r>
@@ -18949,7 +19076,6 @@
               <w:rPr>
                 <w:sz w:val="19"/>
                 <w:szCs w:val="19"/>
-                <w:lang w:val="en-US"/>
               </w:rPr>
               <w:t>30 phút</w:t>
             </w:r>
@@ -18979,17 +19105,8 @@
               <w:rPr>
                 <w:sz w:val="19"/>
                 <w:szCs w:val="19"/>
-                <w:lang w:val="en-US"/>
-              </w:rPr>
-              <w:t xml:space="preserve"> </w:t>
-            </w:r>
-            <w:r>
-              <w:rPr>
-                <w:sz w:val="19"/>
-                <w:szCs w:val="19"/>
-                <w:lang w:val="en-US"/>
-              </w:rPr>
-              <w:t>giờ</w:t>
+              </w:rPr>
+              <w:t xml:space="preserve"> giờ</w:t>
             </w:r>
           </w:p>
         </w:tc>
@@ -19010,7 +19127,6 @@
               <w:rPr>
                 <w:sz w:val="19"/>
                 <w:szCs w:val="19"/>
-                <w:lang w:val="en-US"/>
               </w:rPr>
               <w:t>30 phút</w:t>
             </w:r>
@@ -19108,17 +19224,8 @@
               <w:rPr>
                 <w:sz w:val="19"/>
                 <w:szCs w:val="19"/>
-                <w:lang w:val="en-US"/>
-              </w:rPr>
-              <w:t xml:space="preserve"> </w:t>
-            </w:r>
-            <w:r>
-              <w:rPr>
-                <w:sz w:val="19"/>
-                <w:szCs w:val="19"/>
-                <w:lang w:val="en-US"/>
-              </w:rPr>
-              <w:t>giờ</w:t>
+              </w:rPr>
+              <w:t xml:space="preserve"> giờ</w:t>
             </w:r>
           </w:p>
         </w:tc>
@@ -19146,17 +19253,8 @@
               <w:rPr>
                 <w:sz w:val="19"/>
                 <w:szCs w:val="19"/>
-                <w:lang w:val="en-US"/>
-              </w:rPr>
-              <w:t xml:space="preserve"> </w:t>
-            </w:r>
-            <w:r>
-              <w:rPr>
-                <w:sz w:val="19"/>
-                <w:szCs w:val="19"/>
-                <w:lang w:val="en-US"/>
-              </w:rPr>
-              <w:t>giờ</w:t>
+              </w:rPr>
+              <w:t xml:space="preserve"> giờ</w:t>
             </w:r>
           </w:p>
         </w:tc>
@@ -19184,17 +19282,8 @@
               <w:rPr>
                 <w:sz w:val="19"/>
                 <w:szCs w:val="19"/>
-                <w:lang w:val="en-US"/>
-              </w:rPr>
-              <w:t xml:space="preserve"> </w:t>
-            </w:r>
-            <w:r>
-              <w:rPr>
-                <w:sz w:val="19"/>
-                <w:szCs w:val="19"/>
-                <w:lang w:val="en-US"/>
-              </w:rPr>
-              <w:t>giờ</w:t>
+              </w:rPr>
+              <w:t xml:space="preserve"> giờ</w:t>
             </w:r>
           </w:p>
         </w:tc>
@@ -19276,11 +19365,6 @@
             <w:vAlign w:val="center"/>
           </w:tcPr>
           <w:p>
-            <w:pPr>
-              <w:rPr>
-                <w:lang w:val="en-US"/>
-              </w:rPr>
-            </w:pPr>
             <w:r>
               <w:rPr>
                 <w:sz w:val="19"/>
@@ -19292,17 +19376,8 @@
               <w:rPr>
                 <w:sz w:val="19"/>
                 <w:szCs w:val="19"/>
-                <w:lang w:val="en-US"/>
-              </w:rPr>
-              <w:t xml:space="preserve"> </w:t>
-            </w:r>
-            <w:r>
-              <w:rPr>
-                <w:sz w:val="19"/>
-                <w:szCs w:val="19"/>
-                <w:lang w:val="en-US"/>
-              </w:rPr>
-              <w:t>giờ</w:t>
+              </w:rPr>
+              <w:t xml:space="preserve"> giờ</w:t>
             </w:r>
           </w:p>
         </w:tc>
@@ -19318,11 +19393,6 @@
             <w:vAlign w:val="center"/>
           </w:tcPr>
           <w:p>
-            <w:pPr>
-              <w:rPr>
-                <w:lang w:val="en-US"/>
-              </w:rPr>
-            </w:pPr>
             <w:r>
               <w:rPr>
                 <w:sz w:val="19"/>
@@ -19334,17 +19404,8 @@
               <w:rPr>
                 <w:sz w:val="19"/>
                 <w:szCs w:val="19"/>
-                <w:lang w:val="en-US"/>
-              </w:rPr>
-              <w:t xml:space="preserve"> </w:t>
-            </w:r>
-            <w:r>
-              <w:rPr>
-                <w:sz w:val="19"/>
-                <w:szCs w:val="19"/>
-                <w:lang w:val="en-US"/>
-              </w:rPr>
-              <w:t>giờ</w:t>
+              </w:rPr>
+              <w:t xml:space="preserve"> giờ</w:t>
             </w:r>
           </w:p>
         </w:tc>
@@ -19360,11 +19421,6 @@
             <w:vAlign w:val="center"/>
           </w:tcPr>
           <w:p>
-            <w:pPr>
-              <w:rPr>
-                <w:lang w:val="en-US"/>
-              </w:rPr>
-            </w:pPr>
             <w:r>
               <w:rPr>
                 <w:sz w:val="19"/>
@@ -19376,17 +19432,8 @@
               <w:rPr>
                 <w:sz w:val="19"/>
                 <w:szCs w:val="19"/>
-                <w:lang w:val="en-US"/>
-              </w:rPr>
-              <w:t xml:space="preserve"> </w:t>
-            </w:r>
-            <w:r>
-              <w:rPr>
-                <w:sz w:val="19"/>
-                <w:szCs w:val="19"/>
-                <w:lang w:val="en-US"/>
-              </w:rPr>
-              <w:t>giờ</w:t>
+              </w:rPr>
+              <w:t xml:space="preserve"> giờ</w:t>
             </w:r>
           </w:p>
         </w:tc>
@@ -20991,7 +21038,7 @@
         <w:rFonts w:ascii="Times New Roman" w:eastAsia="Times New Roman" w:hAnsi="Times New Roman" w:cs="Times New Roman"/>
         <w:sz w:val="22"/>
         <w:szCs w:val="22"/>
-        <w:lang w:eastAsia="en-US" w:bidi="ar-SA"/>
+        <w:lang w:val="en-US" w:eastAsia="en-US" w:bidi="ar-SA"/>
       </w:rPr>
     </w:rPrDefault>
     <w:pPrDefault/>
